--- a/docs/audience-brief/F1 Strategy Visualisation Audience Brief.docx
+++ b/docs/audience-brief/F1 Strategy Visualisation Audience Brief.docx
@@ -15,7 +15,7 @@
         <w:pStyle w:val="Subtitle"/>
       </w:pPr>
       <w:r>
-        <w:t>Group Data Visualisation Project    Audience and Stakeholder Brief    8 October 2026</w:t>
+        <w:t>Group Data Visualisation Project    Audience and Stakeholder Brief</w:t>
       </w:r>
     </w:p>
     <w:p>
